--- a/specs/phases/Supercore Commerce OS — Phase 3 Supercore B2B and CRM Specification v1.0.docx
+++ b/specs/phases/Supercore Commerce OS — Phase 3 Supercore B2B and CRM Specification v1.0.docx
@@ -27,7 +27,7 @@
     </w:p>
     <w:p>
       <w:r>
-        <w:t xml:space="preserve">Status: Draft direction  </w:t>
+        <w:t xml:space="preserve">Status: Charter — first decisions approved 2026-10-05 in Phase 3 Addendum First Decisions v1.0. Phase 3 code has not started.  </w:t>
       </w:r>
     </w:p>
     <w:p>
@@ -37,7 +37,12 @@
     </w:p>
     <w:p>
       <w:r>
-        <w:t xml:space="preserve">Date: 2026-09-17</w:t>
+        <w:t xml:space="preserve">Date: 2026-09-17  </w:t>
+      </w:r>
+    </w:p>
+    <w:p>
+      <w:r>
+        <w:t xml:space="preserve">Addendum approved: 2026-10-05</w:t>
       </w:r>
     </w:p>
     <w:p/>
@@ -311,7 +316,7 @@
     <w:p/>
     <w:p>
       <w:r>
-        <w:t xml:space="preserve">A CRM Account may link to a Phase 1 Customer. The rule for when they are the same party is an addendum item — do not invent it in code.</w:t>
+        <w:t xml:space="preserve">A CRM Account links to a Phase 1 Customer only when customerId is set. That rule is closed in Phase 3 Addendum First Decisions v1.0 §2.1. Do not invent another match.</w:t>
       </w:r>
     </w:p>
     <w:p/>
@@ -384,42 +389,79 @@
         <w:pStyle w:val="Heading1"/>
       </w:pPr>
       <w:r>
-        <w:t xml:space="preserve">4. Out of scope until addendum</w:t>
-      </w:r>
-    </w:p>
-    <w:p/>
-    <w:p>
-      <w:pPr>
-        <w:pStyle w:val="ListBullet"/>
-      </w:pPr>
-      <w:r>
-        <w:t xml:space="preserve">Pipeline stage names and probabilities</w:t>
-      </w:r>
-    </w:p>
-    <w:p>
-      <w:pPr>
-        <w:pStyle w:val="ListBullet"/>
-      </w:pPr>
-      <w:r>
-        <w:t xml:space="preserve">Lead scoring</w:t>
-      </w:r>
-    </w:p>
-    <w:p>
-      <w:pPr>
-        <w:pStyle w:val="ListBullet"/>
-      </w:pPr>
-      <w:r>
-        <w:t xml:space="preserve">Quantity-break formulas</w:t>
-      </w:r>
-    </w:p>
-    <w:p>
-      <w:pPr>
-        <w:pStyle w:val="ListBullet"/>
-      </w:pPr>
-      <w:r>
-        <w:t xml:space="preserve">Credit holds</w:t>
-      </w:r>
-    </w:p>
+        <w:t xml:space="preserve">4. Closed by addendum, and still out of scope</w:t>
+      </w:r>
+    </w:p>
+    <w:p/>
+    <w:p>
+      <w:r>
+        <w:t xml:space="preserve">Closed in Phase 3 Addendum First Decisions v1.0 (do not reopen in code):</w:t>
+      </w:r>
+    </w:p>
+    <w:p/>
+    <w:p>
+      <w:pPr>
+        <w:pStyle w:val="ListBullet"/>
+      </w:pPr>
+      <w:r>
+        <w:t xml:space="preserve">Account is the same party as a Customer only via explicit `customerId`</w:t>
+      </w:r>
+    </w:p>
+    <w:p>
+      <w:pPr>
+        <w:pStyle w:val="ListBullet"/>
+      </w:pPr>
+      <w:r>
+        <w:t xml:space="preserve">Pipeline stage names and outcomes; probability percents are not stored</w:t>
+      </w:r>
+    </w:p>
+    <w:p>
+      <w:pPr>
+        <w:pStyle w:val="ListBullet"/>
+      </w:pPr>
+      <w:r>
+        <w:t xml:space="preserve">No lead scoring</w:t>
+      </w:r>
+    </w:p>
+    <w:p>
+      <w:pPr>
+        <w:pStyle w:val="ListBullet"/>
+      </w:pPr>
+      <w:r>
+        <w:t xml:space="preserve">No quantity-break formulas; catalog access is an allow-list of Phase 2 products</w:t>
+      </w:r>
+    </w:p>
+    <w:p>
+      <w:pPr>
+        <w:pStyle w:val="ListBullet"/>
+      </w:pPr>
+      <w:r>
+        <w:t xml:space="preserve">No credit holds</w:t>
+      </w:r>
+    </w:p>
+    <w:p>
+      <w:pPr>
+        <w:pStyle w:val="ListBullet"/>
+      </w:pPr>
+      <w:r>
+        <w:t xml:space="preserve">Quote conversion calls Phase 2 `addCartLine` and `placeOrderRecord`</w:t>
+      </w:r>
+    </w:p>
+    <w:p>
+      <w:pPr>
+        <w:pStyle w:val="ListBullet"/>
+      </w:pPr>
+      <w:r>
+        <w:t xml:space="preserve">B2B buyer is a Phase 1 User membership on the Account</w:t>
+      </w:r>
+    </w:p>
+    <w:p/>
+    <w:p>
+      <w:r>
+        <w:t xml:space="preserve">Still out of scope:</w:t>
+      </w:r>
+    </w:p>
+    <w:p/>
     <w:p>
       <w:pPr>
         <w:pStyle w:val="ListBullet"/>
@@ -592,13 +634,13 @@
     <w:p/>
     <w:p>
       <w:r>
-        <w:t xml:space="preserve">Primary comparison tree: references/frappe-crm/ (framework: references/frappe/).</w:t>
-      </w:r>
-    </w:p>
-    <w:p/>
-    <w:p>
-      <w:r>
-        <w:t xml:space="preserve">Use it for lead/deal/organization shape. Frappe is not the system of record. Canonical: specs/architecture/Supercore Commerce OS — External Reference Clones v1.0.md.</w:t>
+        <w:t xml:space="preserve">Primary comparison tree: references/frappe-crm/ (framework: references/frappe/). ERPNext and Vendure were also read for customer, quotation, credit, and portal shape.</w:t>
+      </w:r>
+    </w:p>
+    <w:p/>
+    <w:p>
+      <w:r>
+        <w:t xml:space="preserve">Use them for shape. Frappe is not the system of record. The approved decisions and the rejected clone rules are in Phase 3 Addendum First Decisions v1.0. Canonical: specs/architecture/Supercore Commerce OS — External Reference Clones v1.0.md.</w:t>
       </w:r>
     </w:p>
     <w:p/>
